--- a/Tailored_CVs/Shinoy_Rabobank_Tech_Lead_Integration.docx
+++ b/Tailored_CVs/Shinoy_Rabobank_Tech_Lead_Integration.docx
@@ -70,7 +70,7 @@
           <w:b w:val="0"/>
           <w:sz w:val="19"/>
         </w:rPr>
-        <w:t>I am a QA automation engineer with over 8 years of experience building scalable automation frameworks and CI/CD pipelines in financial environments. Currently based in Amstelveen with a valid EU residence permit, I bring a strong background in API integration testing, Java, TypeScript, and AWS. I also use Gemini Code Assist to streamline test generation and deployment scripts, supporting efficient delivery cycles.</w:t>
+        <w:t>I am a QA Automation Engineer with over 8 years of experience building scalable frameworks and managing CI/CD pipelines in financial environments. Currently based in Amstelveen with a valid EU residence permit, I have guided cross-functional Agile teams and aligned technical testing strategies with business needs. I also use tools like Gemini Code Assist to streamline test generation and deployment scripts.</w:t>
       </w:r>
     </w:p>
     <w:p>
@@ -288,7 +288,7 @@
           <w:b w:val="0"/>
           <w:sz w:val="18"/>
         </w:rPr>
-        <w:t>▸ Implemented CI/CD pipelines and ran automated regression test builds using Jenkins while provisioning environments with Terraform and AWS.</w:t>
+        <w:t>▸ Architected automated CI/CD pipelines and provisioned infrastructure using AWS, Terraform, and Linux environments to support integration platforms.</w:t>
       </w:r>
     </w:p>
     <w:p>
@@ -301,7 +301,7 @@
           <w:b w:val="0"/>
           <w:sz w:val="18"/>
         </w:rPr>
-        <w:t>▸ Built and maintained scalable test automation frameworks utilizing Java Selenium and TypeScript Playwright for microservices workflows.</w:t>
+        <w:t>▸ Managed Agile standups and partnered with Product Owners to translate business requirements into technical testing strategies across financial systems.</w:t>
       </w:r>
     </w:p>
     <w:p>
@@ -314,7 +314,7 @@
           <w:b w:val="0"/>
           <w:sz w:val="18"/>
         </w:rPr>
-        <w:t>▸ Streamlined test generation and deployment scripts utilizing AI tools like Gemini Code Assist to improve delivery efficiency.</w:t>
+        <w:t>▸ Migrated SeleniumJava frameworks to Playwright TypeScript for endtoend workflows in microservices architectures, improving execution efficiency by 20%.</w:t>
       </w:r>
     </w:p>
     <w:p>
@@ -327,7 +327,7 @@
           <w:b w:val="0"/>
           <w:sz w:val="18"/>
         </w:rPr>
-        <w:t>▸ Collaborated with crossfunctional engineering and SRE teams to identify bottlenecks and ensure strict adherence to availability standards.</w:t>
+        <w:t>▸ Streamlined complex test generation and deployment scripts utilizing AI tools like Gemini Code Assist to support development workflows.</w:t>
       </w:r>
     </w:p>
     <w:p>
